--- a/example_articles/countries/Mexico/5.countries_Mexico_Other_publisher.docx
+++ b/example_articles/countries/Mexico/5.countries_Mexico_Other_publisher.docx
@@ -27,17 +27,17 @@
     </w:p>
     <w:p>
       <w:r>
-        <w:t>Source File: Other publishers/Files (500) (22).DOCX</w:t>
+        <w:t>Source file: Other publishers/Files (500) (22).DOCX</w:t>
       </w:r>
     </w:p>
     <w:p>
       <w:r>
-        <w:t>Raw locations result: ['Mexico', 'Sonora']</w:t>
+        <w:t>Raw locations result, 'locations': ['Mexico', 'Sonora']</w:t>
       </w:r>
     </w:p>
     <w:p>
       <w:r>
-        <w:t>countries_stand_flat (Standardized): Mexico</w:t>
+        <w:t>Standardized locations result, 'countries_stand_flat': Mexico</w:t>
       </w:r>
     </w:p>
     <w:p>

--- a/example_articles/countries/Mexico/5.countries_Mexico_Other_publisher.docx
+++ b/example_articles/countries/Mexico/5.countries_Mexico_Other_publisher.docx
@@ -7,7 +7,7 @@
         <w:pStyle w:val="Heading1"/>
       </w:pPr>
       <w:r>
-        <w:t>Turturro played Stempel, found a friend</w:t>
+        <w:t>Election finds Mexico between two worlds</w:t>
       </w:r>
     </w:p>
     <w:p>
@@ -17,22 +17,22 @@
     </w:p>
     <w:p>
       <w:r>
-        <w:t>Date: 1994-09-16</w:t>
+        <w:t>Date: 2000-07-02</w:t>
       </w:r>
     </w:p>
     <w:p>
       <w:r>
-        <w:t>Section: Variety; Pg. 3E</w:t>
+        <w:t>Section: NEWS; Pg. 19A</w:t>
       </w:r>
     </w:p>
     <w:p>
       <w:r>
-        <w:t>Source file: Other publishers/Files (500) (22).DOCX</w:t>
+        <w:t>Source file: Other publishers/Files (500) (30).DOCX</w:t>
       </w:r>
     </w:p>
     <w:p>
       <w:r>
-        <w:t>Raw locations result, 'locations': ['Mexico', 'Sonora']</w:t>
+        <w:t>Raw locations result, 'locations': ['Mexico']</w:t>
       </w:r>
     </w:p>
     <w:p>
@@ -49,35 +49,87 @@
     </w:p>
     <w:p>
       <w:r>
-        <w:t>When John Turturro agreed to costar in "Quiz Show," he didn't realize that he was getting a friend as well as a job.  Herbert Stempel, the real-life person Turturro plays in the docudrama about cheating on TV game shows in the late 1950s, became not only the actor's adviser, but also his buddy.</w:t>
+        <w:t>It's morning rush hour on the Paseo de La Reforma, Mexico's great boulevard of history and revolution. Traffic streams by in six lanes, shiny new Hondas jostling with the city's signature green Beetle taxicabs. Schoolgirls lugging book bags wait at bus stops with bankers bearing briefcases. In the Bosque de Chapultepec, joggers in stylish Adidas sweat suits weave among the eucalyptus and palms.</w:t>
         <w:br/>
-        <w:t xml:space="preserve"> "We had dinner just the other day," Turturro said.  "I like him."</w:t>
+        <w:t xml:space="preserve">     Plainly, this is not the impoverished Third World nation pictured in North American stereotypes.</w:t>
         <w:br/>
-        <w:t>And, apparently, Stempel likes Turturro, even though the movie's portrayal of Stempel is less than flattering.  Stempel brought the cheating to public attention, but the movie depicts him doing so out of bitterness: He wanted to collect more of the spoils of the cheating, and when he was denied that opportunity, he went public with the fact that he and many other contestants on "Twenty-One" had been fed the answers to questions.</w:t>
+        <w:t xml:space="preserve">     Down a sidestreet, however, the scene is not so genteel. Guards with rifles stand at every bank entrance. On the sidewalk near a hotel, two forms lie sleeping under a grimy blanket. They might be homeless men, the same vagrants you see on U.S. streets, except that a doll, clutched in a small fist, peeks out from under the frayed wool.</w:t>
         <w:br/>
-        <w:t xml:space="preserve"> "Herb told the truth," Turturro said.  "He told the truth for selfish reasons, but that's what makes the character interesting."</w:t>
+        <w:t xml:space="preserve">   So this isn't quite the First World either.</w:t>
         <w:br/>
-        <w:t xml:space="preserve"> By the time Turturro approached Stempel to ask if he'd talk about the scandal, the actor had amassed more than 100 pages of documents about his subject, including a transcript of the testimony Stempel gave at a congressional hearing.  Turturro also had watched kinescopes of Stempel's appearances on "Twenty-One" and studied a TV documentary about the scandal.</w:t>
+        <w:t xml:space="preserve">     For most of a decade, Americans have debated whether trade with Mexico is good for the United States. In January I went to Mexico with a group of North American journalists to see how free trade is working out for Mexicans.</w:t>
         <w:br/>
-        <w:t xml:space="preserve"> He still had one question that he couldn't answer: Why would Stempel agree to cheat?</w:t>
+        <w:t xml:space="preserve">     It's not an idle question. In the post-Cold War world defined by President Clinton, trade policy has become foreign policy and economics has become the chief tool of American diplomacy. In the recent debate over trade relations with China, the White House didn't emphasize job creation in America; it emphasized social reform in China. If we can export capitalism, the argument goes, we can export such American ideals as the rule of law, contested elections and middle-class prosperity.</w:t>
         <w:br/>
-        <w:t xml:space="preserve"> "He didn't have to cheat," Turturro said, explaining that all prospective contestants on "Twenty-One" had to take an extensive test of their general knowledge.  "Herb had the highest score ever recorded on that test."</w:t>
+        <w:t xml:space="preserve">     Spend an hour on the streets of Mexico City, and this lofty debate takes on a visceral quality. You want to know what free trade can do to house that mother nursing her baby on the sidewalk, or to feed that 4-year-old beggar who works the rush-hour traffic, sobbing steadily, under the supervision of his 6-year-old sister.</w:t>
         <w:br/>
-        <w:t xml:space="preserve"> In Turturro's view, Stempel, a working-class man from Brooklyn, was blinded by the glamour of TV and overwhelmed by the money that was offered, eventually collecting more than $ 60,000.</w:t>
+        <w:t xml:space="preserve">     As it happens, the same question confronts Mexicans today as voters choose a new president for the next six years. There are other pressing issues in the election _ whether the ruling party has tamed corruption, whether electoral reform has taken root. But voters will also pass judgment on their government's ideology of openness toward the United States.</w:t>
         <w:br/>
-        <w:t xml:space="preserve"> "He was very intelligent but also very naive," Turturro said.  "He was a very trusting guy.  When the producers said, 'This is the way it's done' [providing the answers], he went along with them. . . .  And I think that because he had scored the highest of anyone on the test, part of him felt that it was OK.  He thought he would have been winning anyway."</w:t>
+        <w:t xml:space="preserve">     In five days of interviews with politicians, labor leaders, development experts and business owners, we heard lots of statistics about trade and prosperity. But one number stood out. The U.S. State Department estimates that 10 million to 12 million Mexican-born people live in the United States today. Considering that Mexico's population numbers 98 million, this means that roughly 10 percent of Mexicans do not live in Mexico.</w:t>
         <w:br/>
-        <w:t xml:space="preserve"> Stempel still lives in New York.  "He's works for the transit authority.  He goes to the scenes of accidents and testifies on behalf of New York City." Turturro laughed.  "It's kind of ironic."</w:t>
+        <w:t xml:space="preserve">     It's as if every resident of Minnesota, Wisconsin, Iowa, Illinois and the Dakotas simply pulled up stakes and left the United States for a better life in Canada.</w:t>
         <w:br/>
-        <w:t xml:space="preserve"> Although Turturro's resume includes a master's degree from Yale University and a best actor award from the Cannes Film Festival for "Barton Fink," he considers himself a blue-collar actor.  As he has all his life, he lives in Queens, riding the subway to work as he splits his time between theater productions and small, artsy movies.</w:t>
+        <w:t>.</w:t>
         <w:br/>
-        <w:t xml:space="preserve"> "I think that as an actor, you have to be connected to the world around you," he said.  "When people get a lot of attention, they lose track of who they are.  You have to discover what you're made of.  You can't be something that you're not.</w:t>
+        <w:t>Tapping U.S. wealth</w:t>
         <w:br/>
-        <w:t xml:space="preserve"> "I'm not a movie star.  I don't think of myself that way; I'm not of that echelon.  I consider myself an actor."</w:t>
+        <w:t xml:space="preserve">     This is the core dilemma facing any Mexican leader, and it goes a long way toward explaining the gradual economic opening that began in the mid-1980s and was cemented with the North American Free Trade Agreement in 1994. President Ernesto Zedillo and his predecessors have gambled that by lashing themselves to the U.S. economy, they can share its wealth _ importing its capital to build factories and exporting their products to rich American consumers.</w:t>
         <w:br/>
-        <w:t xml:space="preserve"> "Barton Fink" was made by Joel and Ethan Coen. It was the second time he had worked with the Minnesota natives, the first coming in "Miller's Crossing." They advised him on "Mac," the movie on which he made his directing debut.</w:t>
+        <w:t xml:space="preserve">     "The long-term answer to the migration problem is economic development in Mexico," Zedillo said during an interview at the presidential palace. "As long as there is such a huge differential in wages [between Mexico and the United States], the culture of migration will exist."</w:t>
         <w:br/>
-        <w:t xml:space="preserve"> "I keep in touch with Joel and Ethan," he said.  "They're thinking about making a movie in Minnesota.  It would be in the winter."</w:t>
+        <w:t xml:space="preserve">     The question is: Has the trade strategy worked? Did it produce the prosperity that free-traders promised, or the penury that skeptics predicted?</w:t>
+        <w:br/>
+        <w:t xml:space="preserve">     My sense is that NAFTA's critics were mostly wrong, but that its advocates were only half right _ so far.</w:t>
+        <w:br/>
+        <w:t xml:space="preserve">     NAFTA's critics by now must concede that American workers suffered no great damage from the trade agreement. The U.S. Department of Labor says that NAFTA has cost Americans about 300,000 jobs since 1994 _ or about as many jobs as the U.S. economy creates every month. Today the case against NAFTA is that it has exploited and impoverished Mexican workers.</w:t>
+        <w:br/>
+        <w:t xml:space="preserve">     It is true that average Mexican wages are lower than they were six years ago, and that inequality has grown worse. But blaming NAFTA both exaggerates its impact and misunderstands history. Most of the damage to Mexico's working class occurred during a bruising currency crisis in late 1994, when the peso collapsed and Mexican wages plunged by 50 percent.</w:t>
+        <w:br/>
+        <w:t xml:space="preserve">     But Mexico has had a peso crisis every six years for two decades, usually coinciding with presidential elections. The question is how Mexico has recovered from this one, and how NAFTA has contributed. On both counts, the news is good.</w:t>
+        <w:br/>
+        <w:t xml:space="preserve">     After the last peso crisis of comparable severity, in 1982, Mexico turned its back on the world, closed its borders to imports and nationalized several industries. That didn't work. It took five years for the economy to fully recover, and seven years for investors to return. Mexicans call the 1980s the "lost decade," according to economist Tim Kehoe at the University of Minnesota.</w:t>
+        <w:br/>
+        <w:t xml:space="preserve">     After the 1994 peso crisis, by contrast, exports rebounded quickly, foreign investors returned within months, wages started rising and economic output regained precrisis levels by 1996. One reason was NAFTA.</w:t>
+        <w:br/>
+        <w:t xml:space="preserve">     "The fact that Mexico retained its economic openness is one of the reasons why the economy recovered so quickly," says Pablo Rosales, an engineer who heads the Mexican unit of Honeywell, a sprawling business with 7,000 employees and about $150 million of sales in Mexico. Honeywell Mexico took a hit during the 1994-95 recession, but its sales had fully recovered within a couple of years.</w:t>
+        <w:br/>
+        <w:t xml:space="preserve">     "By sticking to the rules set out in NAFTA, the government improved our ability to export and raised the credibility of Mexico as a safe country to make investments," says Rosales.</w:t>
+        <w:br/>
+        <w:t xml:space="preserve">     Mexican authorities didn't merely open their markets, they opened their books. Anthony DePalma, a New York Times correspondent who visited Minneapolis recently as a guest of the Minnesota International Center, says that it's much easier today for investors in New York or London to get good data about Mexico's economy and government finances. That raises international confidence and lets investors make better decisions.</w:t>
+        <w:br/>
+        <w:t xml:space="preserve">     "The genius of capitalism is that it demands information," says Daniel Lund, a prominent pollster and political scientist in Mexico City. "It is demanding information from Mexican authorities, and they are complying."</w:t>
+        <w:br/>
+        <w:t xml:space="preserve">     These reforms still have a long way to go. Mexico's banking system is a mess and police corruption remains widespread. Still, the world financial community likes what it sees. Since 1994, Mexico's trade deficit has fallen by two-thirds, its government budget deficit has dropped by three-fourths, and inflation has greatly subsided.</w:t>
+        <w:br/>
+        <w:t>.</w:t>
+        <w:br/>
+        <w:t>Rich vs. poor</w:t>
+        <w:br/>
+        <w:t xml:space="preserve">          These developments look quite promising from Los Pinos, the leafy presidential compound where Zedillo, a Yale-trained economist, presides.</w:t>
+        <w:br/>
+        <w:t xml:space="preserve">     They don't look so good from Mexico City's impoverished suburbs, a vast network of slums that climb the city's mountainsides and are known as "gray cities" because of the primitive concrete-slab construction and the drab life of people who lack water and electricity.</w:t>
+        <w:br/>
+        <w:t xml:space="preserve">     However impressive Mexico's export performance, the benefits have not trickled down to the day laborer in a way that would fulfill the larger promise of free trade. Perhaps half of Mexico's people still live in poverty, and by some measures economic inequality has grown worse since NAFTA took effect.</w:t>
+        <w:br/>
+        <w:t xml:space="preserve">     One problem is that only about 30 percent of Mexican workers have jobs in the booming export sector. The other 70 percent work in small domestic enterprises _ construction firms, shops, handcrafts _ that have been starved by weak demand and lack of bank credit.</w:t>
+        <w:br/>
+        <w:t xml:space="preserve">     A second problem is weak labor unions. Mexico's main labor federation is closely aligned with the ruling political party, which in turn is aligned with the country's business elite. An independent union that bargains aggressively soon finds it is displaced by an employer-favored union with a sweetheart contract, according to Bertha Lujan, a labor organizer who works along the U.S. border.</w:t>
+        <w:br/>
+        <w:t xml:space="preserve">     A third problem is that fiscal austerity, required to shore up Mexico's finances after the peso collapse, has left the government with little money to invest in schools, roads and other social projects.</w:t>
+        <w:br/>
+        <w:t xml:space="preserve">     Dave Elling is a Minnesota businessman who builds low-cost housing in Mexico from precast components. His simple materials and engineering allow him to build a one-bedroom house for $12,500, and in the early 1990s he was building 500 to 600 of them each year under contract to the Mexican government, which subsidizes housing for Mexican workers. But cutbacks in federal spending have caused Elling's business to dwindle sharply.</w:t>
+        <w:br/>
+        <w:t xml:space="preserve">     "When they cut back on government contracts, they cut the people who aren't educated and aren't connected _ the people who don't vote," Elling says.</w:t>
+        <w:br/>
+        <w:t xml:space="preserve">     If this is frustrating to Americans who support free trade, it is galling to many Mexicans. And yet there is no great backlash against the government's free-trade policies. Francisco Labastida, heir apparent to Zedillo and the chosen candidate of the ruling party, is leading in most polls. That could simply be due to the party's huge patronage machine. But the candidate running a close second is Vicente Fox, a charismatic business executive _ he once ran Coca-Cola's operations in Mexico _ who also embraces free trade. The social liberal in the race, the candidate most critical of NAFTA and the United States, is Cuauhtemoc Cardenas, and he is running a distant third.</w:t>
+        <w:br/>
+        <w:t xml:space="preserve">     Assuming that pattern plays out in the election itself, it's as if Mexican voters are willing to give the protrade, promarket strategy a little longer to work. I can't blame them. It's not that Americans have some superior social or economic formula, or that global investors deserve to write the rules for nations like Mexico. But no poor country has gotten rich without investment from its wealthy partners.</w:t>
+        <w:br/>
+        <w:t xml:space="preserve">     Yet even Fox and Labastida promise, if elected, to spend more on the nation's schoolchildren, laborers and poor farmers. Perhaps this will be the election in which Mexico translates its hard-earned credibility abroad into much-deserved social reforms at home.</w:t>
+        <w:br/>
+        <w:t>.</w:t>
+        <w:br/>
+        <w:t>_ Dave Hage is a Star Tribune editorial writer.</w:t>
         <w:br/>
         <w:br/>
         <w:t>Graphic</w:t>
@@ -85,7 +137,7 @@
         <w:br/>
         <w:t xml:space="preserve"> </w:t>
         <w:br/>
-        <w:t>Photograph</w:t>
+        <w:t>PHOTO</w:t>
       </w:r>
     </w:p>
     <w:sectPr>

--- a/example_articles/countries/Mexico/5.countries_Mexico_Other_publisher.docx
+++ b/example_articles/countries/Mexico/5.countries_Mexico_Other_publisher.docx
@@ -7,7 +7,7 @@
         <w:pStyle w:val="Heading1"/>
       </w:pPr>
       <w:r>
-        <w:t>Election finds Mexico between two worlds</w:t>
+        <w:t>HURRICANE GREG HEADS TOWARD MEXICAN RESORT</w:t>
       </w:r>
     </w:p>
     <w:p>
@@ -17,17 +17,17 @@
     </w:p>
     <w:p>
       <w:r>
-        <w:t>Date: 2000-07-02</w:t>
+        <w:t>Date: 1999-09-07</w:t>
       </w:r>
     </w:p>
     <w:p>
       <w:r>
-        <w:t>Section: NEWS; Pg. 19A</w:t>
+        <w:t>Section: METRO,</w:t>
       </w:r>
     </w:p>
     <w:p>
       <w:r>
-        <w:t>Source file: Other publishers/Files (500) (30).DOCX</w:t>
+        <w:t>Source file: Other publishers/Files (500) (17).DOCX</w:t>
       </w:r>
     </w:p>
     <w:p>
@@ -49,87 +49,31 @@
     </w:p>
     <w:p>
       <w:r>
-        <w:t>It's morning rush hour on the Paseo de La Reforma, Mexico's great boulevard of history and revolution. Traffic streams by in six lanes, shiny new Hondas jostling with the city's signature green Beetle taxicabs. Schoolgirls lugging book bags wait at bus stops with bankers bearing briefcases. In the Bosque de Chapultepec, joggers in stylish Adidas sweat suits weave among the eucalyptus and palms.</w:t>
+        <w:t>MEXICO CITY (AP) - Motorists lined up half a mile outside gas stations, and residents and tourists packed supermarkets in the Mexican resort town of Cabo San Lucas on Monday as Tropical Storm Greg became Hurricane Greg and closed in on land.</w:t>
         <w:br/>
-        <w:t xml:space="preserve">     Plainly, this is not the impoverished Third World nation pictured in North American stereotypes.</w:t>
+        <w:t>Greg's winds strengthened Monday to 75 mph over the Pacific Ocean, and the center of the storm was projected to pass just west of Cabo San Lucas, a town on the southernmost tip of the Baja California peninsula that is popular with American sports fishermen.</w:t>
         <w:br/>
-        <w:t xml:space="preserve">     Down a sidestreet, however, the scene is not so genteel. Guards with rifles stand at every bank entrance. On the sidewalk near a hotel, two forms lie sleeping under a grimy blanket. They might be homeless men, the same vagrants you see on U.S. streets, except that a doll, clutched in a small fist, peeks out from under the frayed wool.</w:t>
+        <w:t>At 5 p.m. EDT, the center of the hurricane was 145 miles southeast of Cabo San Lucas and drifting northwest. Forecasters expected it to pick up speed. Tropical storm winds extended 115 miles from the center.</w:t>
         <w:br/>
-        <w:t xml:space="preserve">   So this isn't quite the First World either.</w:t>
+        <w:t>CABO SAN LUCAS</w:t>
         <w:br/>
-        <w:t xml:space="preserve">     For most of a decade, Americans have debated whether trade with Mexico is good for the United States. In January I went to Mexico with a group of North American journalists to see how free trade is working out for Mexicans.</w:t>
+        <w:t>Authorities declared a hurricane watch for the southern part of the peninsula, and the ports of Cabo San Lucas and San Jose del Cabo closed to all traffic, port captain Andres Alberto Ordaz told the government news agency Notimex.</w:t>
         <w:br/>
-        <w:t xml:space="preserve">     It's not an idle question. In the post-Cold War world defined by President Clinton, trade policy has become foreign policy and economics has become the chief tool of American diplomacy. In the recent debate over trade relations with China, the White House didn't emphasize job creation in America; it emphasized social reform in China. If we can export capitalism, the argument goes, we can export such American ideals as the rule of law, contested elections and middle-class prosperity.</w:t>
+        <w:t>Municipal authorities declared a red alert, meaning all emergency workers were on call, city official Antonio Alvarez Acevedo said. Representatives of the army and navy were meeting to plan rescue operations.</w:t>
         <w:br/>
-        <w:t xml:space="preserve">     Spend an hour on the streets of Mexico City, and this lofty debate takes on a visceral quality. You want to know what free trade can do to house that mother nursing her baby on the sidewalk, or to feed that 4-year-old beggar who works the rush-hour traffic, sobbing steadily, under the supervision of his 6-year-old sister.</w:t>
+        <w:t>Meanwhile, a tropical depression in the Gulf of Mexico moved over a sparsely populated stretch of the mainland just south of the Texas border Monday, dropping up to 10 inches of rain, Mexico's National Water Commission said.</w:t>
         <w:br/>
-        <w:t xml:space="preserve">     As it happens, the same question confronts Mexicans today as voters choose a new president for the next six years. There are other pressing issues in the election _ whether the ruling party has tamed corruption, whether electoral reform has taken root. But voters will also pass judgment on their government's ideology of openness toward the United States.</w:t>
+        <w:t>The unnamed depression was just east of Ciudad Victoria, about 125 miles south of the U.S. border, the commission said. The storm had winds of 35 mph, and was moving north-northwest at 8 mph.</w:t>
         <w:br/>
-        <w:t xml:space="preserve">     In five days of interviews with politicians, labor leaders, development experts and business owners, we heard lots of statistics about trade and prosperity. But one number stood out. The U.S. State Department estimates that 10 million to 12 million Mexican-born people live in the United States today. Considering that Mexico's population numbers 98 million, this means that roughly 10 percent of Mexicans do not live in Mexico.</w:t>
+        <w:t>Mexico issued a tropical storm warning along a 250-mile stretch of coast from Tampico to the U.S. border.</w:t>
         <w:br/>
-        <w:t xml:space="preserve">     It's as if every resident of Minnesota, Wisconsin, Iowa, Illinois and the Dakotas simply pulled up stakes and left the United States for a better life in Canada.</w:t>
+        <w:t>Already, rain associated with the storms caused flooding across Mexico over the weekend.</w:t>
         <w:br/>
-        <w:t>.</w:t>
+        <w:t>In Coahuayana, 290 miles west of Mexico City, about 200 homes were flooded and residents evacuated to a school after a river overflowed its banks because of 10 inches to 15 inches of rain.</w:t>
         <w:br/>
-        <w:t>Tapping U.S. wealth</w:t>
+        <w:t>Rains also washed out a stretch of highway connecting the resort city of Acapulco with the beach resort of Zihuatenejo, south of Mexico City, on Saturday. Cars carrying tourists backed up for miles on either side of the five-yard breach.</w:t>
         <w:br/>
-        <w:t xml:space="preserve">     This is the core dilemma facing any Mexican leader, and it goes a long way toward explaining the gradual economic opening that began in the mid-1980s and was cemented with the North American Free Trade Agreement in 1994. President Ernesto Zedillo and his predecessors have gambled that by lashing themselves to the U.S. economy, they can share its wealth _ importing its capital to build factories and exporting their products to rich American consumers.</w:t>
-        <w:br/>
-        <w:t xml:space="preserve">     "The long-term answer to the migration problem is economic development in Mexico," Zedillo said during an interview at the presidential palace. "As long as there is such a huge differential in wages [between Mexico and the United States], the culture of migration will exist."</w:t>
-        <w:br/>
-        <w:t xml:space="preserve">     The question is: Has the trade strategy worked? Did it produce the prosperity that free-traders promised, or the penury that skeptics predicted?</w:t>
-        <w:br/>
-        <w:t xml:space="preserve">     My sense is that NAFTA's critics were mostly wrong, but that its advocates were only half right _ so far.</w:t>
-        <w:br/>
-        <w:t xml:space="preserve">     NAFTA's critics by now must concede that American workers suffered no great damage from the trade agreement. The U.S. Department of Labor says that NAFTA has cost Americans about 300,000 jobs since 1994 _ or about as many jobs as the U.S. economy creates every month. Today the case against NAFTA is that it has exploited and impoverished Mexican workers.</w:t>
-        <w:br/>
-        <w:t xml:space="preserve">     It is true that average Mexican wages are lower than they were six years ago, and that inequality has grown worse. But blaming NAFTA both exaggerates its impact and misunderstands history. Most of the damage to Mexico's working class occurred during a bruising currency crisis in late 1994, when the peso collapsed and Mexican wages plunged by 50 percent.</w:t>
-        <w:br/>
-        <w:t xml:space="preserve">     But Mexico has had a peso crisis every six years for two decades, usually coinciding with presidential elections. The question is how Mexico has recovered from this one, and how NAFTA has contributed. On both counts, the news is good.</w:t>
-        <w:br/>
-        <w:t xml:space="preserve">     After the last peso crisis of comparable severity, in 1982, Mexico turned its back on the world, closed its borders to imports and nationalized several industries. That didn't work. It took five years for the economy to fully recover, and seven years for investors to return. Mexicans call the 1980s the "lost decade," according to economist Tim Kehoe at the University of Minnesota.</w:t>
-        <w:br/>
-        <w:t xml:space="preserve">     After the 1994 peso crisis, by contrast, exports rebounded quickly, foreign investors returned within months, wages started rising and economic output regained precrisis levels by 1996. One reason was NAFTA.</w:t>
-        <w:br/>
-        <w:t xml:space="preserve">     "The fact that Mexico retained its economic openness is one of the reasons why the economy recovered so quickly," says Pablo Rosales, an engineer who heads the Mexican unit of Honeywell, a sprawling business with 7,000 employees and about $150 million of sales in Mexico. Honeywell Mexico took a hit during the 1994-95 recession, but its sales had fully recovered within a couple of years.</w:t>
-        <w:br/>
-        <w:t xml:space="preserve">     "By sticking to the rules set out in NAFTA, the government improved our ability to export and raised the credibility of Mexico as a safe country to make investments," says Rosales.</w:t>
-        <w:br/>
-        <w:t xml:space="preserve">     Mexican authorities didn't merely open their markets, they opened their books. Anthony DePalma, a New York Times correspondent who visited Minneapolis recently as a guest of the Minnesota International Center, says that it's much easier today for investors in New York or London to get good data about Mexico's economy and government finances. That raises international confidence and lets investors make better decisions.</w:t>
-        <w:br/>
-        <w:t xml:space="preserve">     "The genius of capitalism is that it demands information," says Daniel Lund, a prominent pollster and political scientist in Mexico City. "It is demanding information from Mexican authorities, and they are complying."</w:t>
-        <w:br/>
-        <w:t xml:space="preserve">     These reforms still have a long way to go. Mexico's banking system is a mess and police corruption remains widespread. Still, the world financial community likes what it sees. Since 1994, Mexico's trade deficit has fallen by two-thirds, its government budget deficit has dropped by three-fourths, and inflation has greatly subsided.</w:t>
-        <w:br/>
-        <w:t>.</w:t>
-        <w:br/>
-        <w:t>Rich vs. poor</w:t>
-        <w:br/>
-        <w:t xml:space="preserve">          These developments look quite promising from Los Pinos, the leafy presidential compound where Zedillo, a Yale-trained economist, presides.</w:t>
-        <w:br/>
-        <w:t xml:space="preserve">     They don't look so good from Mexico City's impoverished suburbs, a vast network of slums that climb the city's mountainsides and are known as "gray cities" because of the primitive concrete-slab construction and the drab life of people who lack water and electricity.</w:t>
-        <w:br/>
-        <w:t xml:space="preserve">     However impressive Mexico's export performance, the benefits have not trickled down to the day laborer in a way that would fulfill the larger promise of free trade. Perhaps half of Mexico's people still live in poverty, and by some measures economic inequality has grown worse since NAFTA took effect.</w:t>
-        <w:br/>
-        <w:t xml:space="preserve">     One problem is that only about 30 percent of Mexican workers have jobs in the booming export sector. The other 70 percent work in small domestic enterprises _ construction firms, shops, handcrafts _ that have been starved by weak demand and lack of bank credit.</w:t>
-        <w:br/>
-        <w:t xml:space="preserve">     A second problem is weak labor unions. Mexico's main labor federation is closely aligned with the ruling political party, which in turn is aligned with the country's business elite. An independent union that bargains aggressively soon finds it is displaced by an employer-favored union with a sweetheart contract, according to Bertha Lujan, a labor organizer who works along the U.S. border.</w:t>
-        <w:br/>
-        <w:t xml:space="preserve">     A third problem is that fiscal austerity, required to shore up Mexico's finances after the peso collapse, has left the government with little money to invest in schools, roads and other social projects.</w:t>
-        <w:br/>
-        <w:t xml:space="preserve">     Dave Elling is a Minnesota businessman who builds low-cost housing in Mexico from precast components. His simple materials and engineering allow him to build a one-bedroom house for $12,500, and in the early 1990s he was building 500 to 600 of them each year under contract to the Mexican government, which subsidizes housing for Mexican workers. But cutbacks in federal spending have caused Elling's business to dwindle sharply.</w:t>
-        <w:br/>
-        <w:t xml:space="preserve">     "When they cut back on government contracts, they cut the people who aren't educated and aren't connected _ the people who don't vote," Elling says.</w:t>
-        <w:br/>
-        <w:t xml:space="preserve">     If this is frustrating to Americans who support free trade, it is galling to many Mexicans. And yet there is no great backlash against the government's free-trade policies. Francisco Labastida, heir apparent to Zedillo and the chosen candidate of the ruling party, is leading in most polls. That could simply be due to the party's huge patronage machine. But the candidate running a close second is Vicente Fox, a charismatic business executive _ he once ran Coca-Cola's operations in Mexico _ who also embraces free trade. The social liberal in the race, the candidate most critical of NAFTA and the United States, is Cuauhtemoc Cardenas, and he is running a distant third.</w:t>
-        <w:br/>
-        <w:t xml:space="preserve">     Assuming that pattern plays out in the election itself, it's as if Mexican voters are willing to give the protrade, promarket strategy a little longer to work. I can't blame them. It's not that Americans have some superior social or economic formula, or that global investors deserve to write the rules for nations like Mexico. But no poor country has gotten rich without investment from its wealthy partners.</w:t>
-        <w:br/>
-        <w:t xml:space="preserve">     Yet even Fox and Labastida promise, if elected, to spend more on the nation's schoolchildren, laborers and poor farmers. Perhaps this will be the election in which Mexico translates its hard-earned credibility abroad into much-deserved social reforms at home.</w:t>
-        <w:br/>
-        <w:t>.</w:t>
-        <w:br/>
-        <w:t>_ Dave Hage is a Star Tribune editorial writer.</w:t>
+        <w:t>Highways were cut off by flooding and mudslides farther south on the Pacific coast in Oaxaca state. About 50 families were evacuated from their homes after the Perros River overflowed its banks.</w:t>
         <w:br/>
         <w:br/>
         <w:t>Graphic</w:t>
@@ -137,7 +81,7 @@
         <w:br/>
         <w:t xml:space="preserve"> </w:t>
         <w:br/>
-        <w:t>PHOTO</w:t>
+        <w:t>PHOTO: DAVID DE LA PAZ ASSOCIATED PRESS A woman is vaccinated in Mexico City after more than 450 homes were flooded Sunday in the working-class neighborhood of Itztapalapa.</w:t>
       </w:r>
     </w:p>
     <w:sectPr>
